--- a/fra/docx/58.content.docx
+++ b/fra/docx/58.content.docx
@@ -28,22 +28,6 @@
       </w:r>
     </w:p>
     <w:p>
-      <w:pPr>
-        <w:pStyle w:val="Heading2"/>
-      </w:pPr>
-      <w:r>
-        <w:rPr>
-          <w:lang w:val="fr_FR" w:bidi="fr_FR"/>
-        </w:rPr>
-        <w:t>License Information</w:t>
-      </w:r>
-      <w:r>
-        <w:rPr>
-          <w:lang w:val="fr_FR" w:bidi="fr_FR"/>
-        </w:rPr>
-      </w:r>
-    </w:p>
-    <w:p>
       <w:pPr/>
       <w:r>
         <w:rPr>
@@ -55,86 +39,25 @@
           <w:b/>
           <w:lang w:val="fr_FR" w:bidi="fr_FR"/>
         </w:rPr>
-        <w:t>Notes d'étude (Biblica)</w:t>
-      </w:r>
-      <w:r>
-        <w:rPr>
-          <w:lang w:val="fr_FR" w:bidi="fr_FR"/>
-        </w:rPr>
-        <w:t xml:space="preserve"> (French) is based on</w:t>
-      </w:r>
-      <w:r>
-        <w:rPr>
-          <w:lang w:val="fr_FR" w:bidi="fr_FR"/>
-        </w:rPr>
-        <w:t xml:space="preserve">: </w:t>
-      </w:r>
-      <w:r>
-        <w:rPr>
-          <w:lang w:val="fr_FR" w:bidi="fr_FR"/>
-        </w:rPr>
         <w:t>Biblica Study Notes</w:t>
       </w:r>
       <w:r>
         <w:rPr>
           <w:lang w:val="fr_FR" w:bidi="fr_FR"/>
         </w:rPr>
-        <w:t xml:space="preserve">, </w:t>
-      </w:r>
-      <w:hyperlink r:id="rId13">
-        <w:r>
-          <w:rPr>
-            <w:lang w:val="fr_FR" w:bidi="fr_FR"/>
-          </w:rPr>
-          <w:rPr>
-            <w:color w:val="0000EE"/>
-            <w:u w:val="single"/>
-          </w:rPr>
-          <w:t>Biblica Inc.</w:t>
-        </w:r>
-      </w:hyperlink>
-      <w:r>
-        <w:rPr>
-          <w:lang w:val="fr_FR" w:bidi="fr_FR"/>
-        </w:rPr>
-        <w:t xml:space="preserve">, 2023, which is licensed under a </w:t>
-      </w:r>
-      <w:hyperlink r:id="rId14">
-        <w:r>
-          <w:rPr>
-            <w:lang w:val="fr_FR" w:bidi="fr_FR"/>
-          </w:rPr>
-          <w:rPr>
-            <w:color w:val="0000EE"/>
-            <w:u w:val="single"/>
-          </w:rPr>
-          <w:t>CC BY-SA 4.0 license</w:t>
-        </w:r>
-      </w:hyperlink>
-      <w:r>
-        <w:rPr>
-          <w:lang w:val="fr_FR" w:bidi="fr_FR"/>
-        </w:rPr>
-        <w:t>.</w:t>
-      </w:r>
-      <w:r>
-        <w:rPr>
-          <w:lang w:val="fr_FR" w:bidi="fr_FR"/>
-        </w:rPr>
-      </w:r>
-    </w:p>
-    <w:p>
-      <w:pPr/>
-      <w:r>
-        <w:rPr>
-          <w:lang w:val="fr_FR" w:bidi="fr_FR"/>
-        </w:rPr>
-      </w:r>
-      <w:r>
-        <w:rPr>
-          <w:lang w:val="fr_FR" w:bidi="fr_FR"/>
-        </w:rPr>
-        <w:t>This PDF version is provided under the same license.</w:t>
+        <w:t xml:space="preserve"> © 2023 Biblica Inc. Released under CC BY-SA 4.0 license. </w:t>
+      </w:r>
+      <w:r>
+        <w:rPr>
+          <w:lang w:val="fr_FR" w:bidi="fr_FR"/>
+        </w:rPr>
+        <w:t>Biblica Study Notes</w:t>
+      </w:r>
+      <w:r>
+        <w:rPr>
+          <w:lang w:val="fr_FR" w:bidi="fr_FR"/>
+        </w:rPr>
+        <w:t xml:space="preserve"> has been adapted in the following languages: Tok Pisin, Arabic (عربي), French (Français), Hindi (हिंदी), Indonesian (Bahasa Indonesia), Portuguese (Português), Russian (Русский), Spanish (Español), Swahili (Kiswahili), and Simplified Chinese (简体中文)from Biblica Study Notes © 2023 Biblica Inc. Released under CC BY-SA 4.0 license by Mission Mutual</w:t>
       </w:r>
       <w:r>
         <w:rPr>

--- a/fra/docx/58.content.docx
+++ b/fra/docx/58.content.docx
@@ -116,26 +116,6 @@
           <w:lang w:val="fr_FR" w:bidi="fr_FR"/>
         </w:rPr>
         <w:t>HEB</w:t>
-      </w:r>
-      <w:r>
-        <w:rPr>
-          <w:lang w:val="fr_FR" w:bidi="fr_FR"/>
-        </w:rPr>
-      </w:r>
-    </w:p>
-    <w:p>
-      <w:pPr/>
-      <w:r>
-        <w:rPr>
-          <w:lang w:val="fr_FR" w:bidi="fr_FR"/>
-        </w:rPr>
-      </w:r>
-      <w:r>
-        <w:rPr>
-          <w:i/>
-          <w:lang w:val="fr_FR" w:bidi="fr_FR"/>
-        </w:rPr>
-        <w:t>Hébreux 1.1–4, Hébreux 1.5–14, Hébreux 2.1–9, Hébreux 2.10–18, Hébreux 3.1–19, Hébreux 4.1–13, Hébreux 4.14–5.10, Hébreux 5.11–6.12, Hébreux 6.13–20, Hébreux 7.1–28, Hébreux 8.1–13, Hébreux 9.1–28, Hébreux 10.1–25, Hébreux 10.26–39, Hébreux 11.1–22, Hébreux 11.23–40, Hébreux 12.1–17, Hébreux 12.18–29, Hébreux 13.1–19, Hébreux 13.20–25</w:t>
       </w:r>
       <w:r>
         <w:rPr>

--- a/fra/docx/58.content.docx
+++ b/fra/docx/58.content.docx
@@ -19,7 +19,7 @@
         <w:rPr>
           <w:lang w:val="fr_FR" w:bidi="fr_FR"/>
         </w:rPr>
-        <w:t>Resource: Notes d'étude (Biblica)</w:t>
+        <w:t>Resource: Biblica Study Notes</w:t>
       </w:r>
       <w:r>
         <w:rPr>
@@ -78,7 +78,7 @@
         <w:rPr>
           <w:lang w:val="fr_FR" w:bidi="fr_FR"/>
         </w:rPr>
-        <w:t>Notes d'étude (Biblica)</w:t>
+        <w:t>Biblica Study Notes</w:t>
       </w:r>
     </w:p>
     <w:p>
